--- a/chapters/GTIchap5.docx
+++ b/chapters/GTIchap5.docx
@@ -512,8 +512,26 @@
           <w:rtl w:val="0"/>
         </w:rPr>
         <w:t xml:space="preserve">“May I ask-” Kay began, realising in the moment that his breath became words, that he had been thoroughly winded by the fall. “Why, why… such circumstances…”</w:t>
-        <w:br w:type="textWrapping"/>
-        <w:tab/>
+      </w:r>
+    </w:p>
+    <w:p>
+      <w:pPr>
+        <w:ind w:firstLine="720"/>
+        <w:rPr>
+          <w:rFonts w:ascii="Montserrat" w:cs="Montserrat" w:eastAsia="Montserrat" w:hAnsi="Montserrat"/>
+          <w:color w:val="ffffff"/>
+          <w:sz w:val="28"/>
+          <w:szCs w:val="28"/>
+        </w:rPr>
+      </w:pPr>
+      <w:r>
+        <w:rPr>
+          <w:rFonts w:ascii="Montserrat" w:cs="Montserrat" w:eastAsia="Montserrat" w:hAnsi="Montserrat"/>
+          <w:color w:val="ffffff"/>
+          <w:sz w:val="28"/>
+          <w:szCs w:val="28"/>
+          <w:rtl w:val="0"/>
+        </w:rPr>
         <w:t xml:space="preserve">“-why they call for this reception?” She seemed to be not at all teasing or poking, or being in any way pleased with herself for having put him in her captivity, but rather genuine and assistive. “We haven’t yet met, have we? I’m Captain Aylenne, Rigel Lor’End sent me personally.”</w:t>
       </w:r>
     </w:p>
@@ -540,43 +558,43 @@
     </w:p>
     <w:p>
       <w:pPr>
-        <w:rPr>
-          <w:rFonts w:ascii="Montserrat" w:cs="Montserrat" w:eastAsia="Montserrat" w:hAnsi="Montserrat"/>
-          <w:color w:val="ffffff"/>
-          <w:sz w:val="28"/>
-          <w:szCs w:val="28"/>
-        </w:rPr>
-      </w:pPr>
-      <w:r>
-        <w:rPr>
-          <w:rFonts w:ascii="Montserrat" w:cs="Montserrat" w:eastAsia="Montserrat" w:hAnsi="Montserrat"/>
-          <w:color w:val="ffffff"/>
-          <w:sz w:val="28"/>
-          <w:szCs w:val="28"/>
-          <w:rtl w:val="0"/>
-        </w:rPr>
-        <w:tab/>
+        <w:ind w:firstLine="720"/>
+        <w:rPr>
+          <w:rFonts w:ascii="Montserrat" w:cs="Montserrat" w:eastAsia="Montserrat" w:hAnsi="Montserrat"/>
+          <w:color w:val="ffffff"/>
+          <w:sz w:val="28"/>
+          <w:szCs w:val="28"/>
+        </w:rPr>
+      </w:pPr>
+      <w:r>
+        <w:rPr>
+          <w:rFonts w:ascii="Montserrat" w:cs="Montserrat" w:eastAsia="Montserrat" w:hAnsi="Montserrat"/>
+          <w:color w:val="ffffff"/>
+          <w:sz w:val="28"/>
+          <w:szCs w:val="28"/>
+          <w:rtl w:val="0"/>
+        </w:rPr>
         <w:t xml:space="preserve">“Well…” Aylenne moved closer to Kaeleth’s spot on the ground, and it became clear to him that the boot heel on his back did not belong to her. “We had some troubling questions, I’d like to get them cleared up right away, before you bump into anyone else, Crown or otherwise. Then, we can get you back on the road. Would that be okay?” </w:t>
       </w:r>
     </w:p>
     <w:p>
       <w:pPr>
-        <w:rPr>
-          <w:rFonts w:ascii="Montserrat" w:cs="Montserrat" w:eastAsia="Montserrat" w:hAnsi="Montserrat"/>
-          <w:color w:val="ffffff"/>
-          <w:sz w:val="28"/>
-          <w:szCs w:val="28"/>
-        </w:rPr>
-      </w:pPr>
-      <w:r>
-        <w:rPr>
-          <w:rFonts w:ascii="Montserrat" w:cs="Montserrat" w:eastAsia="Montserrat" w:hAnsi="Montserrat"/>
-          <w:color w:val="ffffff"/>
-          <w:sz w:val="28"/>
-          <w:szCs w:val="28"/>
-          <w:rtl w:val="0"/>
-        </w:rPr>
-        <w:tab/>
+        <w:ind w:firstLine="720"/>
+        <w:rPr>
+          <w:rFonts w:ascii="Montserrat" w:cs="Montserrat" w:eastAsia="Montserrat" w:hAnsi="Montserrat"/>
+          <w:color w:val="ffffff"/>
+          <w:sz w:val="28"/>
+          <w:szCs w:val="28"/>
+        </w:rPr>
+      </w:pPr>
+      <w:r>
+        <w:rPr>
+          <w:rFonts w:ascii="Montserrat" w:cs="Montserrat" w:eastAsia="Montserrat" w:hAnsi="Montserrat"/>
+          <w:color w:val="ffffff"/>
+          <w:sz w:val="28"/>
+          <w:szCs w:val="28"/>
+          <w:rtl w:val="0"/>
+        </w:rPr>
         <w:t xml:space="preserve">“Of course…" he replied quickly, and breathed deeply, finding the surface of the fabric and bringing it closer to his lips to facilitate the flow of fresh, cold air. “We are both servants of the King, after all.”</w:t>
       </w:r>
     </w:p>
@@ -762,22 +780,22 @@
     </w:p>
     <w:p>
       <w:pPr>
-        <w:rPr>
-          <w:rFonts w:ascii="Montserrat" w:cs="Montserrat" w:eastAsia="Montserrat" w:hAnsi="Montserrat"/>
-          <w:color w:val="ffffff"/>
-          <w:sz w:val="28"/>
-          <w:szCs w:val="28"/>
-        </w:rPr>
-      </w:pPr>
-      <w:r>
-        <w:rPr>
-          <w:rFonts w:ascii="Montserrat" w:cs="Montserrat" w:eastAsia="Montserrat" w:hAnsi="Montserrat"/>
-          <w:color w:val="ffffff"/>
-          <w:sz w:val="28"/>
-          <w:szCs w:val="28"/>
-          <w:rtl w:val="0"/>
-        </w:rPr>
-        <w:tab/>
+        <w:ind w:firstLine="720"/>
+        <w:rPr>
+          <w:rFonts w:ascii="Montserrat" w:cs="Montserrat" w:eastAsia="Montserrat" w:hAnsi="Montserrat"/>
+          <w:color w:val="ffffff"/>
+          <w:sz w:val="28"/>
+          <w:szCs w:val="28"/>
+        </w:rPr>
+      </w:pPr>
+      <w:r>
+        <w:rPr>
+          <w:rFonts w:ascii="Montserrat" w:cs="Montserrat" w:eastAsia="Montserrat" w:hAnsi="Montserrat"/>
+          <w:color w:val="ffffff"/>
+          <w:sz w:val="28"/>
+          <w:szCs w:val="28"/>
+          <w:rtl w:val="0"/>
+        </w:rPr>
         <w:t xml:space="preserve">“Please stay calm, and let me ask the questions," she warned, and he twitched as she laid a hand on his shoulder with the greatest gentleness. “We have reason to believe that your little beach holiday didn’t play out the way you say it did. Rather, you chose to consort with Crown enemies," she said plainly. “Did you not spend the day as a would-be sympathiser, sipping tea with the Dawn? And didn’t you hand The Sorceress over to their northern chapter?”</w:t>
       </w:r>
     </w:p>
@@ -865,8 +883,26 @@
           <w:rtl w:val="0"/>
         </w:rPr>
         <w:t xml:space="preserve">uce myself…” she pulled away from him slightly, readying herself. </w:t>
-        <w:br w:type="textWrapping"/>
-        <w:tab/>
+      </w:r>
+    </w:p>
+    <w:p>
+      <w:pPr>
+        <w:ind w:firstLine="720"/>
+        <w:rPr>
+          <w:rFonts w:ascii="Montserrat" w:cs="Montserrat" w:eastAsia="Montserrat" w:hAnsi="Montserrat"/>
+          <w:color w:val="ffffff"/>
+          <w:sz w:val="28"/>
+          <w:szCs w:val="28"/>
+        </w:rPr>
+      </w:pPr>
+      <w:r>
+        <w:rPr>
+          <w:rFonts w:ascii="Montserrat" w:cs="Montserrat" w:eastAsia="Montserrat" w:hAnsi="Montserrat"/>
+          <w:color w:val="ffffff"/>
+          <w:sz w:val="28"/>
+          <w:szCs w:val="28"/>
+          <w:rtl w:val="0"/>
+        </w:rPr>
         <w:t xml:space="preserve">“Intro-</w:t>
       </w:r>
       <w:r>
@@ -978,22 +1014,22 @@
     </w:p>
     <w:p>
       <w:pPr>
-        <w:rPr>
-          <w:rFonts w:ascii="Montserrat" w:cs="Montserrat" w:eastAsia="Montserrat" w:hAnsi="Montserrat"/>
-          <w:color w:val="ffffff"/>
-          <w:sz w:val="28"/>
-          <w:szCs w:val="28"/>
-        </w:rPr>
-      </w:pPr>
-      <w:r>
-        <w:rPr>
-          <w:rFonts w:ascii="Montserrat" w:cs="Montserrat" w:eastAsia="Montserrat" w:hAnsi="Montserrat"/>
-          <w:color w:val="ffffff"/>
-          <w:sz w:val="28"/>
-          <w:szCs w:val="28"/>
-          <w:rtl w:val="0"/>
-        </w:rPr>
-        <w:tab/>
+        <w:ind w:firstLine="720"/>
+        <w:rPr>
+          <w:rFonts w:ascii="Montserrat" w:cs="Montserrat" w:eastAsia="Montserrat" w:hAnsi="Montserrat"/>
+          <w:color w:val="ffffff"/>
+          <w:sz w:val="28"/>
+          <w:szCs w:val="28"/>
+        </w:rPr>
+      </w:pPr>
+      <w:r>
+        <w:rPr>
+          <w:rFonts w:ascii="Montserrat" w:cs="Montserrat" w:eastAsia="Montserrat" w:hAnsi="Montserrat"/>
+          <w:color w:val="ffffff"/>
+          <w:sz w:val="28"/>
+          <w:szCs w:val="28"/>
+          <w:rtl w:val="0"/>
+        </w:rPr>
         <w:t xml:space="preserve">“Well I was told you were sharp, for Anolethic, anyway..." she spoke once more, but this time, it was straight from the soul, natural and unimpeded, a clear and crisp tone and an accent foreign to these lands, its dipped and thrusted Os, and rounded Ls, the tongue gliding much farther back and forth to speak the same words as any native’s oral musculature could muster.  </w:t>
       </w:r>
     </w:p>
@@ -1082,7 +1118,7 @@
     </w:p>
     <w:p>
       <w:pPr>
-        <w:ind w:firstLine="720"/>
+        <w:ind w:left="0" w:firstLine="720"/>
         <w:rPr>
           <w:rFonts w:ascii="Montserrat" w:cs="Montserrat" w:eastAsia="Montserrat" w:hAnsi="Montserrat"/>
           <w:color w:val="ffffff"/>
@@ -1103,7 +1139,7 @@
     </w:p>
     <w:p>
       <w:pPr>
-        <w:ind w:firstLine="720"/>
+        <w:ind w:left="0" w:firstLine="720"/>
         <w:rPr>
           <w:rFonts w:ascii="Montserrat" w:cs="Montserrat" w:eastAsia="Montserrat" w:hAnsi="Montserrat"/>
           <w:color w:val="ffffff"/>
@@ -1120,8 +1156,26 @@
           <w:rtl w:val="0"/>
         </w:rPr>
         <w:t xml:space="preserve">“A functional relationship! That’s what we’re gonna have, you and I!” she said with an obliterating enthusiasm. “Doesn’t that sound real nice?”</w:t>
-        <w:br w:type="textWrapping"/>
-        <w:tab/>
+      </w:r>
+    </w:p>
+    <w:p>
+      <w:pPr>
+        <w:ind w:left="0" w:firstLine="720"/>
+        <w:rPr>
+          <w:rFonts w:ascii="Montserrat" w:cs="Montserrat" w:eastAsia="Montserrat" w:hAnsi="Montserrat"/>
+          <w:color w:val="ffffff"/>
+          <w:sz w:val="28"/>
+          <w:szCs w:val="28"/>
+        </w:rPr>
+      </w:pPr>
+      <w:r>
+        <w:rPr>
+          <w:rFonts w:ascii="Montserrat" w:cs="Montserrat" w:eastAsia="Montserrat" w:hAnsi="Montserrat"/>
+          <w:color w:val="ffffff"/>
+          <w:sz w:val="28"/>
+          <w:szCs w:val="28"/>
+          <w:rtl w:val="0"/>
+        </w:rPr>
         <w:t xml:space="preserve">“It may not always work out, but that doesn’t mean one should give up trying," he said. At some close distance, a shadow appeared to place Kaeleth’s </w:t>
       </w:r>
       <w:r>
@@ -1147,7 +1201,7 @@
     </w:p>
     <w:p>
       <w:pPr>
-        <w:ind w:firstLine="720"/>
+        <w:ind w:left="0" w:firstLine="720"/>
         <w:rPr>
           <w:rFonts w:ascii="Montserrat" w:cs="Montserrat" w:eastAsia="Montserrat" w:hAnsi="Montserrat"/>
           <w:color w:val="ffffff"/>
@@ -1235,7 +1289,7 @@
     </w:p>
     <w:p>
       <w:pPr>
-        <w:ind w:firstLine="720"/>
+        <w:ind w:left="0" w:firstLine="720"/>
         <w:rPr>
           <w:rFonts w:ascii="Montserrat" w:cs="Montserrat" w:eastAsia="Montserrat" w:hAnsi="Montserrat"/>
           <w:color w:val="ffffff"/>
@@ -1256,7 +1310,7 @@
     </w:p>
     <w:p>
       <w:pPr>
-        <w:ind w:firstLine="720"/>
+        <w:ind w:left="0" w:firstLine="720"/>
         <w:rPr>
           <w:rFonts w:ascii="Montserrat" w:cs="Montserrat" w:eastAsia="Montserrat" w:hAnsi="Montserrat"/>
           <w:color w:val="ffffff"/>
@@ -1277,7 +1331,7 @@
     </w:p>
     <w:p>
       <w:pPr>
-        <w:ind w:firstLine="720"/>
+        <w:ind w:left="0" w:firstLine="720"/>
         <w:rPr>
           <w:rFonts w:ascii="Montserrat" w:cs="Montserrat" w:eastAsia="Montserrat" w:hAnsi="Montserrat"/>
           <w:color w:val="ffffff"/>
@@ -1298,7 +1352,7 @@
     </w:p>
     <w:p>
       <w:pPr>
-        <w:ind w:firstLine="720"/>
+        <w:ind w:left="0" w:firstLine="720"/>
         <w:rPr>
           <w:rFonts w:ascii="Montserrat" w:cs="Montserrat" w:eastAsia="Montserrat" w:hAnsi="Montserrat"/>
           <w:color w:val="ffffff"/>
@@ -1319,7 +1373,7 @@
     </w:p>
     <w:p>
       <w:pPr>
-        <w:ind w:firstLine="720"/>
+        <w:ind w:left="0" w:firstLine="720"/>
         <w:rPr>
           <w:rFonts w:ascii="Montserrat" w:cs="Montserrat" w:eastAsia="Montserrat" w:hAnsi="Montserrat"/>
           <w:color w:val="ffffff"/>
@@ -1340,7 +1394,7 @@
     </w:p>
     <w:p>
       <w:pPr>
-        <w:ind w:firstLine="720"/>
+        <w:ind w:left="0" w:firstLine="720"/>
         <w:rPr>
           <w:rFonts w:ascii="Montserrat" w:cs="Montserrat" w:eastAsia="Montserrat" w:hAnsi="Montserrat"/>
           <w:color w:val="ffffff"/>
@@ -1361,7 +1415,7 @@
     </w:p>
     <w:p>
       <w:pPr>
-        <w:ind w:firstLine="720"/>
+        <w:ind w:left="0" w:firstLine="720"/>
         <w:rPr>
           <w:rFonts w:ascii="Montserrat" w:cs="Montserrat" w:eastAsia="Montserrat" w:hAnsi="Montserrat"/>
           <w:color w:val="ffffff"/>
@@ -1443,7 +1497,7 @@
     </w:p>
     <w:p>
       <w:pPr>
-        <w:ind w:left="720" w:firstLine="0"/>
+        <w:ind w:firstLine="720"/>
         <w:rPr>
           <w:rFonts w:ascii="Montserrat" w:cs="Montserrat" w:eastAsia="Montserrat" w:hAnsi="Montserrat"/>
           <w:color w:val="ffffff"/>
@@ -1464,6 +1518,27 @@
     </w:p>
     <w:p>
       <w:pPr>
+        <w:ind w:firstLine="720"/>
+        <w:rPr>
+          <w:rFonts w:ascii="Montserrat" w:cs="Montserrat" w:eastAsia="Montserrat" w:hAnsi="Montserrat"/>
+          <w:color w:val="ffffff"/>
+          <w:sz w:val="28"/>
+          <w:szCs w:val="28"/>
+        </w:rPr>
+      </w:pPr>
+      <w:r>
+        <w:rPr>
+          <w:rFonts w:ascii="Montserrat" w:cs="Montserrat" w:eastAsia="Montserrat" w:hAnsi="Montserrat"/>
+          <w:color w:val="ffffff"/>
+          <w:sz w:val="28"/>
+          <w:szCs w:val="28"/>
+          <w:rtl w:val="0"/>
+        </w:rPr>
+        <w:t xml:space="preserve">“I don’t know how it works, I’m sorry," he said, looking down at the leaves trodden into the ground, and listening to the whistle of wind in the trees above.</w:t>
+      </w:r>
+    </w:p>
+    <w:p>
+      <w:pPr>
         <w:ind w:left="0" w:firstLine="720"/>
         <w:rPr>
           <w:rFonts w:ascii="Montserrat" w:cs="Montserrat" w:eastAsia="Montserrat" w:hAnsi="Montserrat"/>
@@ -1474,13 +1549,8 @@
       </w:pPr>
       <w:r>
         <w:rPr>
-          <w:rFonts w:ascii="Montserrat" w:cs="Montserrat" w:eastAsia="Montserrat" w:hAnsi="Montserrat"/>
-          <w:color w:val="ffffff"/>
-          <w:sz w:val="28"/>
-          <w:szCs w:val="28"/>
-          <w:rtl w:val="0"/>
-        </w:rPr>
-        <w:t xml:space="preserve">“I don’t know how it works, I’m sorry," he said, looking down at the leaves trodden into the ground, and listening to the whistle of wind in the trees above.</w:t>
+          <w:rtl w:val="0"/>
+        </w:rPr>
       </w:r>
     </w:p>
     <w:p>
@@ -1495,22 +1565,6 @@
       </w:pPr>
       <w:r>
         <w:rPr>
-          <w:rtl w:val="0"/>
-        </w:rPr>
-      </w:r>
-    </w:p>
-    <w:p>
-      <w:pPr>
-        <w:ind w:left="0" w:firstLine="720"/>
-        <w:rPr>
-          <w:rFonts w:ascii="Montserrat" w:cs="Montserrat" w:eastAsia="Montserrat" w:hAnsi="Montserrat"/>
-          <w:color w:val="ffffff"/>
-          <w:sz w:val="28"/>
-          <w:szCs w:val="28"/>
-        </w:rPr>
-      </w:pPr>
-      <w:r>
-        <w:rPr>
           <w:rFonts w:ascii="Montserrat" w:cs="Montserrat" w:eastAsia="Montserrat" w:hAnsi="Montserrat"/>
           <w:color w:val="ffffff"/>
           <w:sz w:val="28"/>
@@ -1558,22 +1612,22 @@
     </w:p>
     <w:p>
       <w:pPr>
-        <w:rPr>
-          <w:rFonts w:ascii="Montserrat" w:cs="Montserrat" w:eastAsia="Montserrat" w:hAnsi="Montserrat"/>
-          <w:color w:val="ffffff"/>
-          <w:sz w:val="28"/>
-          <w:szCs w:val="28"/>
-        </w:rPr>
-      </w:pPr>
-      <w:r>
-        <w:rPr>
-          <w:rFonts w:ascii="Montserrat" w:cs="Montserrat" w:eastAsia="Montserrat" w:hAnsi="Montserrat"/>
-          <w:color w:val="ffffff"/>
-          <w:sz w:val="28"/>
-          <w:szCs w:val="28"/>
-          <w:rtl w:val="0"/>
-        </w:rPr>
-        <w:tab/>
+        <w:ind w:firstLine="720"/>
+        <w:rPr>
+          <w:rFonts w:ascii="Montserrat" w:cs="Montserrat" w:eastAsia="Montserrat" w:hAnsi="Montserrat"/>
+          <w:color w:val="ffffff"/>
+          <w:sz w:val="28"/>
+          <w:szCs w:val="28"/>
+        </w:rPr>
+      </w:pPr>
+      <w:r>
+        <w:rPr>
+          <w:rFonts w:ascii="Montserrat" w:cs="Montserrat" w:eastAsia="Montserrat" w:hAnsi="Montserrat"/>
+          <w:color w:val="ffffff"/>
+          <w:sz w:val="28"/>
+          <w:szCs w:val="28"/>
+          <w:rtl w:val="0"/>
+        </w:rPr>
         <w:t xml:space="preserve">“Looks like you got an admirer, Jeri," said a low tone from behind her, and she turned her head to see him, almost forgetting her wrists were bound and that her ordinary centre of gravity was obstructed, and she had a different one now, so she raised her hands up, together, in front of herself, to balance herself, and she looked at the speaker with her head tilted. </w:t>
       </w:r>
     </w:p>
@@ -2001,7 +2055,7 @@
     </w:p>
     <w:p>
       <w:pPr>
-        <w:ind w:firstLine="720"/>
+        <w:ind w:left="0" w:firstLine="720"/>
         <w:rPr>
           <w:rFonts w:ascii="Montserrat" w:cs="Montserrat" w:eastAsia="Montserrat" w:hAnsi="Montserrat"/>
           <w:color w:val="ffffff"/>
@@ -2022,43 +2076,43 @@
     </w:p>
     <w:p>
       <w:pPr>
-        <w:rPr>
-          <w:rFonts w:ascii="Montserrat" w:cs="Montserrat" w:eastAsia="Montserrat" w:hAnsi="Montserrat"/>
-          <w:color w:val="ffffff"/>
-          <w:sz w:val="28"/>
-          <w:szCs w:val="28"/>
-        </w:rPr>
-      </w:pPr>
-      <w:r>
-        <w:rPr>
-          <w:rFonts w:ascii="Montserrat" w:cs="Montserrat" w:eastAsia="Montserrat" w:hAnsi="Montserrat"/>
-          <w:color w:val="ffffff"/>
-          <w:sz w:val="28"/>
-          <w:szCs w:val="28"/>
-          <w:rtl w:val="0"/>
-        </w:rPr>
-        <w:tab/>
+        <w:ind w:left="0" w:firstLine="720"/>
+        <w:rPr>
+          <w:rFonts w:ascii="Montserrat" w:cs="Montserrat" w:eastAsia="Montserrat" w:hAnsi="Montserrat"/>
+          <w:color w:val="ffffff"/>
+          <w:sz w:val="28"/>
+          <w:szCs w:val="28"/>
+        </w:rPr>
+      </w:pPr>
+      <w:r>
+        <w:rPr>
+          <w:rFonts w:ascii="Montserrat" w:cs="Montserrat" w:eastAsia="Montserrat" w:hAnsi="Montserrat"/>
+          <w:color w:val="ffffff"/>
+          <w:sz w:val="28"/>
+          <w:szCs w:val="28"/>
+          <w:rtl w:val="0"/>
+        </w:rPr>
         <w:t xml:space="preserve">“Yeah, I know. He died in the massacre," said Jericho, seeking her gaze as she repelled it, staring down at the ground and scratching her palms fiercely, they itched, so. “He should be laid to rest so he can cross.”</w:t>
       </w:r>
     </w:p>
     <w:p>
       <w:pPr>
-        <w:rPr>
-          <w:rFonts w:ascii="Montserrat" w:cs="Montserrat" w:eastAsia="Montserrat" w:hAnsi="Montserrat"/>
-          <w:color w:val="ffffff"/>
-          <w:sz w:val="28"/>
-          <w:szCs w:val="28"/>
-        </w:rPr>
-      </w:pPr>
-      <w:r>
-        <w:rPr>
-          <w:rFonts w:ascii="Montserrat" w:cs="Montserrat" w:eastAsia="Montserrat" w:hAnsi="Montserrat"/>
-          <w:color w:val="ffffff"/>
-          <w:sz w:val="28"/>
-          <w:szCs w:val="28"/>
-          <w:rtl w:val="0"/>
-        </w:rPr>
-        <w:tab/>
+        <w:ind w:left="0" w:firstLine="720"/>
+        <w:rPr>
+          <w:rFonts w:ascii="Montserrat" w:cs="Montserrat" w:eastAsia="Montserrat" w:hAnsi="Montserrat"/>
+          <w:color w:val="ffffff"/>
+          <w:sz w:val="28"/>
+          <w:szCs w:val="28"/>
+        </w:rPr>
+      </w:pPr>
+      <w:r>
+        <w:rPr>
+          <w:rFonts w:ascii="Montserrat" w:cs="Montserrat" w:eastAsia="Montserrat" w:hAnsi="Montserrat"/>
+          <w:color w:val="ffffff"/>
+          <w:sz w:val="28"/>
+          <w:szCs w:val="28"/>
+          <w:rtl w:val="0"/>
+        </w:rPr>
         <w:t xml:space="preserve">“So many bones up there, can’t carry them all home," she said, seemingly close to crying at the very thought of those lost souls. “Their mothers cry, on the edge of their world, but they’re deaf to it, they think they’re alone!” she shouted, finally lifting her head and piercing his eyes with her own, deep blue pair, shining in the dusk sun beneath a thin film of tears. “You have to save him, please, save them all… they suffer so much.” </w:t>
       </w:r>
     </w:p>
@@ -2179,22 +2233,22 @@
     </w:p>
     <w:p>
       <w:pPr>
-        <w:rPr>
-          <w:rFonts w:ascii="Montserrat" w:cs="Montserrat" w:eastAsia="Montserrat" w:hAnsi="Montserrat"/>
-          <w:color w:val="ffffff"/>
-          <w:sz w:val="28"/>
-          <w:szCs w:val="28"/>
-        </w:rPr>
-      </w:pPr>
-      <w:r>
-        <w:rPr>
-          <w:rFonts w:ascii="Montserrat" w:cs="Montserrat" w:eastAsia="Montserrat" w:hAnsi="Montserrat"/>
-          <w:color w:val="ffffff"/>
-          <w:sz w:val="28"/>
-          <w:szCs w:val="28"/>
-          <w:rtl w:val="0"/>
-        </w:rPr>
-        <w:tab/>
+        <w:ind w:firstLine="720"/>
+        <w:rPr>
+          <w:rFonts w:ascii="Montserrat" w:cs="Montserrat" w:eastAsia="Montserrat" w:hAnsi="Montserrat"/>
+          <w:color w:val="ffffff"/>
+          <w:sz w:val="28"/>
+          <w:szCs w:val="28"/>
+        </w:rPr>
+      </w:pPr>
+      <w:r>
+        <w:rPr>
+          <w:rFonts w:ascii="Montserrat" w:cs="Montserrat" w:eastAsia="Montserrat" w:hAnsi="Montserrat"/>
+          <w:color w:val="ffffff"/>
+          <w:sz w:val="28"/>
+          <w:szCs w:val="28"/>
+          <w:rtl w:val="0"/>
+        </w:rPr>
         <w:t xml:space="preserve">“I see now why Glory likes you,” Mekhis said. “And, oh man, does she! We warned her you were coming, you know, funny story, actually," she added, before getting comfortable on the ground before him, sliding her knees to rest together as she leaned on the heel of her hand. Her trousers seemed to be designed for the outdoors, and ready for dried mud to be brushed away with ease. “See, almost a year ago, we had a little place set up in Penburton, you know, just south of here. It was under a little library-come-coffee house type place, The Parabola, right? Yeah, I’m sure you’ve heard of it.” She smiled as she spoke, it seemed she was cursed to smile at every opportunity. “So, we were in the basement, and we could phase in and out, so nobody should have known we were there, you know.” </w:t>
       </w:r>
     </w:p>
@@ -2346,12 +2400,12 @@
           <w:szCs w:val="28"/>
           <w:rtl w:val="0"/>
         </w:rPr>
-        <w:t xml:space="preserve"> Donny, by the way, he built that little doodad in the box there that can read your glass," She gestured over to him. “Fucking excellent engineer. I told you a halfie was pretty handy, and you know, the story’s not over!” She began speaking again, overcome with excitement all of a sudden, leaving her mournful feelings behind to curve her broken lips again. </w:t>
-      </w:r>
-    </w:p>
-    <w:p>
-      <w:pPr>
-        <w:ind w:left="0" w:firstLine="720"/>
+        <w:t xml:space="preserve"> Donny, by the way, he built that little doodad in the box there that can read your glass," She gestured over to him. “Fucking excellent engineer. I told you a halfie was pretty handy, and you know, the story’s not over!” She began speaking again, overcome with excitement all of a sudden, leaving her mournful feelings behind to curve her broken lips again.</w:t>
+      </w:r>
+    </w:p>
+    <w:p>
+      <w:pPr>
+        <w:ind w:firstLine="720"/>
         <w:rPr>
           <w:rFonts w:ascii="Montserrat" w:cs="Montserrat" w:eastAsia="Montserrat" w:hAnsi="Montserrat"/>
           <w:color w:val="ffffff"/>
@@ -2372,7 +2426,7 @@
     </w:p>
     <w:p>
       <w:pPr>
-        <w:ind w:left="0" w:firstLine="720"/>
+        <w:ind w:firstLine="720"/>
         <w:rPr>
           <w:rFonts w:ascii="Montserrat" w:cs="Montserrat" w:eastAsia="Montserrat" w:hAnsi="Montserrat"/>
           <w:color w:val="ffffff"/>
@@ -2659,12 +2713,12 @@
           <w:szCs w:val="28"/>
           <w:rtl w:val="0"/>
         </w:rPr>
-        <w:t xml:space="preserve"> that kingdom," he spoke his piece with determination, and knew it was true, as sorrowful as his heart truly felt upon hearing Mekhis’ account of the events. “That being said, I’ve quit the King’s service, I’m no longer a broker.”</w:t>
-      </w:r>
-    </w:p>
-    <w:p>
-      <w:pPr>
-        <w:ind w:firstLine="720"/>
+        <w:t xml:space="preserve"> that kingdom," he spoke his piece with determination, and knew it was true, as sorrowful as his heart truly felt upon hearing Mekhis’ account of the events. “That being said, I’ve quit the King’s service, I’m no longer a broker.</w:t>
+      </w:r>
+    </w:p>
+    <w:p>
+      <w:pPr>
+        <w:ind w:left="0" w:firstLine="720"/>
         <w:rPr>
           <w:rFonts w:ascii="Montserrat" w:cs="Montserrat" w:eastAsia="Montserrat" w:hAnsi="Montserrat"/>
           <w:color w:val="ffffff"/>
@@ -2685,7 +2739,7 @@
     </w:p>
     <w:p>
       <w:pPr>
-        <w:ind w:firstLine="720"/>
+        <w:ind w:left="0" w:firstLine="720"/>
         <w:rPr>
           <w:rFonts w:ascii="Montserrat" w:cs="Montserrat" w:eastAsia="Montserrat" w:hAnsi="Montserrat"/>
           <w:color w:val="ffffff"/>
@@ -2706,7 +2760,7 @@
     </w:p>
     <w:p>
       <w:pPr>
-        <w:ind w:firstLine="720"/>
+        <w:ind w:left="0" w:firstLine="720"/>
         <w:rPr>
           <w:rFonts w:ascii="Montserrat" w:cs="Montserrat" w:eastAsia="Montserrat" w:hAnsi="Montserrat"/>
           <w:color w:val="ffffff"/>
@@ -2727,7 +2781,7 @@
     </w:p>
     <w:p>
       <w:pPr>
-        <w:ind w:firstLine="720"/>
+        <w:ind w:left="0" w:firstLine="720"/>
         <w:rPr>
           <w:rFonts w:ascii="Montserrat" w:cs="Montserrat" w:eastAsia="Montserrat" w:hAnsi="Montserrat"/>
           <w:color w:val="ffffff"/>
@@ -2814,7 +2868,7 @@
     </w:p>
     <w:p>
       <w:pPr>
-        <w:ind w:firstLine="720"/>
+        <w:ind w:left="0" w:firstLine="720"/>
         <w:rPr>
           <w:rFonts w:ascii="Montserrat" w:cs="Montserrat" w:eastAsia="Montserrat" w:hAnsi="Montserrat"/>
           <w:color w:val="ffffff"/>
@@ -2837,7 +2891,7 @@
     </w:p>
     <w:p>
       <w:pPr>
-        <w:ind w:firstLine="720"/>
+        <w:ind w:left="0" w:firstLine="720"/>
         <w:rPr>
           <w:rFonts w:ascii="Montserrat" w:cs="Montserrat" w:eastAsia="Montserrat" w:hAnsi="Montserrat"/>
           <w:color w:val="ffffff"/>
@@ -2858,7 +2912,7 @@
     </w:p>
     <w:p>
       <w:pPr>
-        <w:ind w:firstLine="720"/>
+        <w:ind w:left="0" w:firstLine="720"/>
         <w:rPr>
           <w:rFonts w:ascii="Montserrat" w:cs="Montserrat" w:eastAsia="Montserrat" w:hAnsi="Montserrat"/>
           <w:color w:val="ffffff"/>
@@ -2879,7 +2933,7 @@
     </w:p>
     <w:p>
       <w:pPr>
-        <w:ind w:firstLine="720"/>
+        <w:ind w:left="0" w:firstLine="720"/>
         <w:rPr>
           <w:rFonts w:ascii="Montserrat" w:cs="Montserrat" w:eastAsia="Montserrat" w:hAnsi="Montserrat"/>
           <w:color w:val="ffffff"/>
@@ -2900,7 +2954,7 @@
     </w:p>
     <w:p>
       <w:pPr>
-        <w:ind w:firstLine="720"/>
+        <w:ind w:left="0" w:firstLine="720"/>
         <w:rPr>
           <w:rFonts w:ascii="Montserrat" w:cs="Montserrat" w:eastAsia="Montserrat" w:hAnsi="Montserrat"/>
           <w:color w:val="ffffff"/>
@@ -2943,7 +2997,7 @@
     </w:p>
     <w:p>
       <w:pPr>
-        <w:ind w:firstLine="720"/>
+        <w:ind w:left="0" w:firstLine="720"/>
         <w:rPr>
           <w:rFonts w:ascii="Montserrat" w:cs="Montserrat" w:eastAsia="Montserrat" w:hAnsi="Montserrat"/>
           <w:color w:val="ffffff"/>
@@ -2964,7 +3018,7 @@
     </w:p>
     <w:p>
       <w:pPr>
-        <w:ind w:firstLine="720"/>
+        <w:ind w:left="0" w:firstLine="720"/>
         <w:rPr>
           <w:rFonts w:ascii="Montserrat" w:cs="Montserrat" w:eastAsia="Montserrat" w:hAnsi="Montserrat"/>
           <w:color w:val="ffffff"/>
@@ -3090,106 +3144,106 @@
     </w:p>
     <w:p>
       <w:pPr>
-        <w:rPr>
-          <w:rFonts w:ascii="Montserrat" w:cs="Montserrat" w:eastAsia="Montserrat" w:hAnsi="Montserrat"/>
-          <w:color w:val="ffffff"/>
-          <w:sz w:val="28"/>
-          <w:szCs w:val="28"/>
-        </w:rPr>
-      </w:pPr>
-      <w:r>
-        <w:rPr>
-          <w:rFonts w:ascii="Montserrat" w:cs="Montserrat" w:eastAsia="Montserrat" w:hAnsi="Montserrat"/>
-          <w:color w:val="ffffff"/>
-          <w:sz w:val="28"/>
-          <w:szCs w:val="28"/>
-          <w:rtl w:val="0"/>
-        </w:rPr>
-        <w:tab/>
+        <w:ind w:firstLine="720"/>
+        <w:rPr>
+          <w:rFonts w:ascii="Montserrat" w:cs="Montserrat" w:eastAsia="Montserrat" w:hAnsi="Montserrat"/>
+          <w:color w:val="ffffff"/>
+          <w:sz w:val="28"/>
+          <w:szCs w:val="28"/>
+        </w:rPr>
+      </w:pPr>
+      <w:r>
+        <w:rPr>
+          <w:rFonts w:ascii="Montserrat" w:cs="Montserrat" w:eastAsia="Montserrat" w:hAnsi="Montserrat"/>
+          <w:color w:val="ffffff"/>
+          <w:sz w:val="28"/>
+          <w:szCs w:val="28"/>
+          <w:rtl w:val="0"/>
+        </w:rPr>
         <w:t xml:space="preserve">“You know…” began Mekhis, looking at the Crown medallion in her hand, now a little oily and with some small seeds embedded in the larger valleys of the fox’s fur. “Maybe we could do with a man with one of these on team, if you’d go as far as to be a broker for us... You can’t board a realmship, but, maybe do a few chores on the ground?”</w:t>
       </w:r>
     </w:p>
     <w:p>
       <w:pPr>
-        <w:rPr>
-          <w:rFonts w:ascii="Montserrat" w:cs="Montserrat" w:eastAsia="Montserrat" w:hAnsi="Montserrat"/>
-          <w:color w:val="ffffff"/>
-          <w:sz w:val="28"/>
-          <w:szCs w:val="28"/>
-        </w:rPr>
-      </w:pPr>
-      <w:r>
-        <w:rPr>
-          <w:rFonts w:ascii="Montserrat" w:cs="Montserrat" w:eastAsia="Montserrat" w:hAnsi="Montserrat"/>
-          <w:color w:val="ffffff"/>
-          <w:sz w:val="28"/>
-          <w:szCs w:val="28"/>
-          <w:rtl w:val="0"/>
-        </w:rPr>
-        <w:tab/>
+        <w:ind w:firstLine="720"/>
+        <w:rPr>
+          <w:rFonts w:ascii="Montserrat" w:cs="Montserrat" w:eastAsia="Montserrat" w:hAnsi="Montserrat"/>
+          <w:color w:val="ffffff"/>
+          <w:sz w:val="28"/>
+          <w:szCs w:val="28"/>
+        </w:rPr>
+      </w:pPr>
+      <w:r>
+        <w:rPr>
+          <w:rFonts w:ascii="Montserrat" w:cs="Montserrat" w:eastAsia="Montserrat" w:hAnsi="Montserrat"/>
+          <w:color w:val="ffffff"/>
+          <w:sz w:val="28"/>
+          <w:szCs w:val="28"/>
+          <w:rtl w:val="0"/>
+        </w:rPr>
         <w:t xml:space="preserve">“I’m afraid I’m quitting this war, entirely. I wish to be nonpartisan, while I wish you all the best," he answered, staring over at a distant Cookie growing larger by the second as she was led towards him.</w:t>
       </w:r>
     </w:p>
     <w:p>
       <w:pPr>
-        <w:rPr>
-          <w:rFonts w:ascii="Montserrat" w:cs="Montserrat" w:eastAsia="Montserrat" w:hAnsi="Montserrat"/>
-          <w:color w:val="ffffff"/>
-          <w:sz w:val="28"/>
-          <w:szCs w:val="28"/>
-        </w:rPr>
-      </w:pPr>
-      <w:r>
-        <w:rPr>
-          <w:rFonts w:ascii="Montserrat" w:cs="Montserrat" w:eastAsia="Montserrat" w:hAnsi="Montserrat"/>
-          <w:color w:val="ffffff"/>
-          <w:sz w:val="28"/>
-          <w:szCs w:val="28"/>
-          <w:rtl w:val="0"/>
-        </w:rPr>
-        <w:tab/>
+        <w:ind w:firstLine="720"/>
+        <w:rPr>
+          <w:rFonts w:ascii="Montserrat" w:cs="Montserrat" w:eastAsia="Montserrat" w:hAnsi="Montserrat"/>
+          <w:color w:val="ffffff"/>
+          <w:sz w:val="28"/>
+          <w:szCs w:val="28"/>
+        </w:rPr>
+      </w:pPr>
+      <w:r>
+        <w:rPr>
+          <w:rFonts w:ascii="Montserrat" w:cs="Montserrat" w:eastAsia="Montserrat" w:hAnsi="Montserrat"/>
+          <w:color w:val="ffffff"/>
+          <w:sz w:val="28"/>
+          <w:szCs w:val="28"/>
+          <w:rtl w:val="0"/>
+        </w:rPr>
         <w:t xml:space="preserve">“Ah, had to ask," said the commander, handing him the chunky, golden disk. “I don’t need to tell you what happens if you get in our way, do I?”</w:t>
       </w:r>
     </w:p>
     <w:p>
       <w:pPr>
-        <w:rPr>
-          <w:rFonts w:ascii="Montserrat" w:cs="Montserrat" w:eastAsia="Montserrat" w:hAnsi="Montserrat"/>
-          <w:color w:val="ffffff"/>
-          <w:sz w:val="28"/>
-          <w:szCs w:val="28"/>
-        </w:rPr>
-      </w:pPr>
-      <w:r>
-        <w:rPr>
-          <w:rFonts w:ascii="Montserrat" w:cs="Montserrat" w:eastAsia="Montserrat" w:hAnsi="Montserrat"/>
-          <w:color w:val="ffffff"/>
-          <w:sz w:val="28"/>
-          <w:szCs w:val="28"/>
-          <w:rtl w:val="0"/>
-        </w:rPr>
-        <w:tab/>
+        <w:ind w:firstLine="720"/>
+        <w:rPr>
+          <w:rFonts w:ascii="Montserrat" w:cs="Montserrat" w:eastAsia="Montserrat" w:hAnsi="Montserrat"/>
+          <w:color w:val="ffffff"/>
+          <w:sz w:val="28"/>
+          <w:szCs w:val="28"/>
+        </w:rPr>
+      </w:pPr>
+      <w:r>
+        <w:rPr>
+          <w:rFonts w:ascii="Montserrat" w:cs="Montserrat" w:eastAsia="Montserrat" w:hAnsi="Montserrat"/>
+          <w:color w:val="ffffff"/>
+          <w:sz w:val="28"/>
+          <w:szCs w:val="28"/>
+          <w:rtl w:val="0"/>
+        </w:rPr>
         <w:t xml:space="preserve">“I can imagine," said Kay. “I do thank you, for this forbearance. If there’s anything you need that doesn’t require our involvement in bodily harm or loss of life, you’re welcome to find us in Bething’s Rock to repay this kindness.”</w:t>
       </w:r>
     </w:p>
     <w:p>
       <w:pPr>
-        <w:rPr>
-          <w:rFonts w:ascii="Montserrat" w:cs="Montserrat" w:eastAsia="Montserrat" w:hAnsi="Montserrat"/>
-          <w:color w:val="ffffff"/>
-          <w:sz w:val="28"/>
-          <w:szCs w:val="28"/>
-        </w:rPr>
-      </w:pPr>
-      <w:r>
-        <w:rPr>
-          <w:rFonts w:ascii="Montserrat" w:cs="Montserrat" w:eastAsia="Montserrat" w:hAnsi="Montserrat"/>
-          <w:color w:val="ffffff"/>
-          <w:sz w:val="28"/>
-          <w:szCs w:val="28"/>
-          <w:rtl w:val="0"/>
-        </w:rPr>
-        <w:tab/>
+        <w:ind w:firstLine="720"/>
+        <w:rPr>
+          <w:rFonts w:ascii="Montserrat" w:cs="Montserrat" w:eastAsia="Montserrat" w:hAnsi="Montserrat"/>
+          <w:color w:val="ffffff"/>
+          <w:sz w:val="28"/>
+          <w:szCs w:val="28"/>
+        </w:rPr>
+      </w:pPr>
+      <w:r>
+        <w:rPr>
+          <w:rFonts w:ascii="Montserrat" w:cs="Montserrat" w:eastAsia="Montserrat" w:hAnsi="Montserrat"/>
+          <w:color w:val="ffffff"/>
+          <w:sz w:val="28"/>
+          <w:szCs w:val="28"/>
+          <w:rtl w:val="0"/>
+        </w:rPr>
         <w:t xml:space="preserve">“Forbearance, ha!” she said, imitating his accent. “You guys talk like such trouts. I gotta add that to my </w:t>
       </w:r>
       <w:r>
@@ -3217,127 +3271,127 @@
     </w:p>
     <w:p>
       <w:pPr>
-        <w:rPr>
-          <w:rFonts w:ascii="Montserrat" w:cs="Montserrat" w:eastAsia="Montserrat" w:hAnsi="Montserrat"/>
-          <w:color w:val="ffffff"/>
-          <w:sz w:val="28"/>
-          <w:szCs w:val="28"/>
-        </w:rPr>
-      </w:pPr>
-      <w:r>
-        <w:rPr>
-          <w:rFonts w:ascii="Montserrat" w:cs="Montserrat" w:eastAsia="Montserrat" w:hAnsi="Montserrat"/>
-          <w:color w:val="ffffff"/>
-          <w:sz w:val="28"/>
-          <w:szCs w:val="28"/>
-          <w:rtl w:val="0"/>
-        </w:rPr>
-        <w:tab/>
+        <w:ind w:firstLine="720"/>
+        <w:rPr>
+          <w:rFonts w:ascii="Montserrat" w:cs="Montserrat" w:eastAsia="Montserrat" w:hAnsi="Montserrat"/>
+          <w:color w:val="ffffff"/>
+          <w:sz w:val="28"/>
+          <w:szCs w:val="28"/>
+        </w:rPr>
+      </w:pPr>
+      <w:r>
+        <w:rPr>
+          <w:rFonts w:ascii="Montserrat" w:cs="Montserrat" w:eastAsia="Montserrat" w:hAnsi="Montserrat"/>
+          <w:color w:val="ffffff"/>
+          <w:sz w:val="28"/>
+          <w:szCs w:val="28"/>
+          <w:rtl w:val="0"/>
+        </w:rPr>
         <w:t xml:space="preserve">“Kay…” said Cookie, and he stepped quickly toward her as her hands were freed by the young soldier’s hunting knife.</w:t>
       </w:r>
     </w:p>
     <w:p>
       <w:pPr>
-        <w:rPr>
-          <w:rFonts w:ascii="Montserrat" w:cs="Montserrat" w:eastAsia="Montserrat" w:hAnsi="Montserrat"/>
-          <w:color w:val="ffffff"/>
-          <w:sz w:val="28"/>
-          <w:szCs w:val="28"/>
-        </w:rPr>
-      </w:pPr>
-      <w:r>
-        <w:rPr>
-          <w:rFonts w:ascii="Montserrat" w:cs="Montserrat" w:eastAsia="Montserrat" w:hAnsi="Montserrat"/>
-          <w:color w:val="ffffff"/>
-          <w:sz w:val="28"/>
-          <w:szCs w:val="28"/>
-          <w:rtl w:val="0"/>
-        </w:rPr>
-        <w:tab/>
+        <w:ind w:firstLine="720"/>
+        <w:rPr>
+          <w:rFonts w:ascii="Montserrat" w:cs="Montserrat" w:eastAsia="Montserrat" w:hAnsi="Montserrat"/>
+          <w:color w:val="ffffff"/>
+          <w:sz w:val="28"/>
+          <w:szCs w:val="28"/>
+        </w:rPr>
+      </w:pPr>
+      <w:r>
+        <w:rPr>
+          <w:rFonts w:ascii="Montserrat" w:cs="Montserrat" w:eastAsia="Montserrat" w:hAnsi="Montserrat"/>
+          <w:color w:val="ffffff"/>
+          <w:sz w:val="28"/>
+          <w:szCs w:val="28"/>
+          <w:rtl w:val="0"/>
+        </w:rPr>
         <w:t xml:space="preserve">“Cookie, are you alright?” he asked, taking her in his arms. How comforting was his voice, and how discomforting was his hold on her. She winced, and shuddered, and he loosened his grip at once. </w:t>
       </w:r>
     </w:p>
     <w:p>
       <w:pPr>
-        <w:rPr>
-          <w:rFonts w:ascii="Montserrat" w:cs="Montserrat" w:eastAsia="Montserrat" w:hAnsi="Montserrat"/>
-          <w:color w:val="ffffff"/>
-          <w:sz w:val="28"/>
-          <w:szCs w:val="28"/>
-        </w:rPr>
-      </w:pPr>
-      <w:r>
-        <w:rPr>
-          <w:rFonts w:ascii="Montserrat" w:cs="Montserrat" w:eastAsia="Montserrat" w:hAnsi="Montserrat"/>
-          <w:color w:val="ffffff"/>
-          <w:sz w:val="28"/>
-          <w:szCs w:val="28"/>
-          <w:rtl w:val="0"/>
-        </w:rPr>
-        <w:tab/>
+        <w:ind w:firstLine="720"/>
+        <w:rPr>
+          <w:rFonts w:ascii="Montserrat" w:cs="Montserrat" w:eastAsia="Montserrat" w:hAnsi="Montserrat"/>
+          <w:color w:val="ffffff"/>
+          <w:sz w:val="28"/>
+          <w:szCs w:val="28"/>
+        </w:rPr>
+      </w:pPr>
+      <w:r>
+        <w:rPr>
+          <w:rFonts w:ascii="Montserrat" w:cs="Montserrat" w:eastAsia="Montserrat" w:hAnsi="Montserrat"/>
+          <w:color w:val="ffffff"/>
+          <w:sz w:val="28"/>
+          <w:szCs w:val="28"/>
+          <w:rtl w:val="0"/>
+        </w:rPr>
         <w:t xml:space="preserve">“I’m fine-fine," she said.</w:t>
       </w:r>
     </w:p>
     <w:p>
       <w:pPr>
-        <w:rPr>
-          <w:rFonts w:ascii="Montserrat" w:cs="Montserrat" w:eastAsia="Montserrat" w:hAnsi="Montserrat"/>
-          <w:color w:val="ffffff"/>
-          <w:sz w:val="28"/>
-          <w:szCs w:val="28"/>
-        </w:rPr>
-      </w:pPr>
-      <w:r>
-        <w:rPr>
-          <w:rFonts w:ascii="Montserrat" w:cs="Montserrat" w:eastAsia="Montserrat" w:hAnsi="Montserrat"/>
-          <w:color w:val="ffffff"/>
-          <w:sz w:val="28"/>
-          <w:szCs w:val="28"/>
-          <w:rtl w:val="0"/>
-        </w:rPr>
-        <w:tab/>
+        <w:ind w:firstLine="720"/>
+        <w:rPr>
+          <w:rFonts w:ascii="Montserrat" w:cs="Montserrat" w:eastAsia="Montserrat" w:hAnsi="Montserrat"/>
+          <w:color w:val="ffffff"/>
+          <w:sz w:val="28"/>
+          <w:szCs w:val="28"/>
+        </w:rPr>
+      </w:pPr>
+      <w:r>
+        <w:rPr>
+          <w:rFonts w:ascii="Montserrat" w:cs="Montserrat" w:eastAsia="Montserrat" w:hAnsi="Montserrat"/>
+          <w:color w:val="ffffff"/>
+          <w:sz w:val="28"/>
+          <w:szCs w:val="28"/>
+          <w:rtl w:val="0"/>
+        </w:rPr>
         <w:t xml:space="preserve">“We’re outta here," said Mekhis, clapping her hands loudly enough to shake free a few leaves from above them, it was as though her fingers were encased in stone.</w:t>
       </w:r>
     </w:p>
     <w:p>
       <w:pPr>
-        <w:rPr>
-          <w:rFonts w:ascii="Montserrat" w:cs="Montserrat" w:eastAsia="Montserrat" w:hAnsi="Montserrat"/>
-          <w:color w:val="ffffff"/>
-          <w:sz w:val="28"/>
-          <w:szCs w:val="28"/>
-        </w:rPr>
-      </w:pPr>
-      <w:r>
-        <w:rPr>
-          <w:rFonts w:ascii="Montserrat" w:cs="Montserrat" w:eastAsia="Montserrat" w:hAnsi="Montserrat"/>
-          <w:color w:val="ffffff"/>
-          <w:sz w:val="28"/>
-          <w:szCs w:val="28"/>
-          <w:rtl w:val="0"/>
-        </w:rPr>
-        <w:tab/>
+        <w:ind w:firstLine="720"/>
+        <w:rPr>
+          <w:rFonts w:ascii="Montserrat" w:cs="Montserrat" w:eastAsia="Montserrat" w:hAnsi="Montserrat"/>
+          <w:color w:val="ffffff"/>
+          <w:sz w:val="28"/>
+          <w:szCs w:val="28"/>
+        </w:rPr>
+      </w:pPr>
+      <w:r>
+        <w:rPr>
+          <w:rFonts w:ascii="Montserrat" w:cs="Montserrat" w:eastAsia="Montserrat" w:hAnsi="Montserrat"/>
+          <w:color w:val="ffffff"/>
+          <w:sz w:val="28"/>
+          <w:szCs w:val="28"/>
+          <w:rtl w:val="0"/>
+        </w:rPr>
         <w:t xml:space="preserve">“Wait, just a moment," said Kay. “I need to know why you used gravitational explosives on us, was it really necessary to destroy Glory’s vehicle? Isn’t she your friend?”</w:t>
       </w:r>
     </w:p>
     <w:p>
       <w:pPr>
-        <w:rPr>
-          <w:rFonts w:ascii="Montserrat" w:cs="Montserrat" w:eastAsia="Montserrat" w:hAnsi="Montserrat"/>
-          <w:color w:val="ffffff"/>
-          <w:sz w:val="28"/>
-          <w:szCs w:val="28"/>
-        </w:rPr>
-      </w:pPr>
-      <w:r>
-        <w:rPr>
-          <w:rFonts w:ascii="Montserrat" w:cs="Montserrat" w:eastAsia="Montserrat" w:hAnsi="Montserrat"/>
-          <w:color w:val="ffffff"/>
-          <w:sz w:val="28"/>
-          <w:szCs w:val="28"/>
-          <w:rtl w:val="0"/>
-        </w:rPr>
-        <w:tab/>
+        <w:ind w:firstLine="720"/>
+        <w:rPr>
+          <w:rFonts w:ascii="Montserrat" w:cs="Montserrat" w:eastAsia="Montserrat" w:hAnsi="Montserrat"/>
+          <w:color w:val="ffffff"/>
+          <w:sz w:val="28"/>
+          <w:szCs w:val="28"/>
+        </w:rPr>
+      </w:pPr>
+      <w:r>
+        <w:rPr>
+          <w:rFonts w:ascii="Montserrat" w:cs="Montserrat" w:eastAsia="Montserrat" w:hAnsi="Montserrat"/>
+          <w:color w:val="ffffff"/>
+          <w:sz w:val="28"/>
+          <w:szCs w:val="28"/>
+          <w:rtl w:val="0"/>
+        </w:rPr>
         <w:t xml:space="preserve">“Oh my dear, we </w:t>
       </w:r>
       <w:r>
@@ -3472,7 +3526,7 @@
     </w:p>
     <w:p>
       <w:pPr>
-        <w:ind w:left="0" w:firstLine="720"/>
+        <w:ind w:firstLine="720"/>
         <w:rPr>
           <w:rFonts w:ascii="Montserrat" w:cs="Montserrat" w:eastAsia="Montserrat" w:hAnsi="Montserrat"/>
           <w:color w:val="ffffff"/>
